--- a/assignment_docs/SS_Assignment Instructions.docx
+++ b/assignment_docs/SS_Assignment Instructions.docx
@@ -1,6 +1,6 @@
 
 <file path=word/document.xml><?xml version="1.0" encoding="utf-8"?>
-<w:document xmlns:wpc="http://schemas.microsoft.com/office/word/2010/wordprocessingCanvas" xmlns:mc="http://schemas.openxmlformats.org/markup-compatibility/2006" xmlns:o="urn:schemas-microsoft-com:office:office" xmlns:r="http://schemas.openxmlformats.org/officeDocument/2006/relationships" xmlns:m="http://schemas.openxmlformats.org/officeDocument/2006/math" xmlns:v="urn:schemas-microsoft-com:vml" xmlns:wp14="http://schemas.microsoft.com/office/word/2010/wordprocessingDrawing" xmlns:wp="http://schemas.openxmlformats.org/drawingml/2006/wordprocessingDrawing" xmlns:w10="urn:schemas-microsoft-com:office:word" xmlns:w="http://schemas.openxmlformats.org/wordprocessingml/2006/main" xmlns:w14="http://schemas.microsoft.com/office/word/2010/wordml" xmlns:w15="http://schemas.microsoft.com/office/word/2012/wordml" xmlns:wpg="http://schemas.microsoft.com/office/word/2010/wordprocessingGroup" xmlns:wpi="http://schemas.microsoft.com/office/word/2010/wordprocessingInk" xmlns:wne="http://schemas.microsoft.com/office/word/2006/wordml" xmlns:wps="http://schemas.microsoft.com/office/word/2010/wordprocessingShape" mc:Ignorable="w14 w15 wp14">
+<w:document xmlns:wpc="http://schemas.microsoft.com/office/word/2010/wordprocessingCanvas" xmlns:cx="http://schemas.microsoft.com/office/drawing/2014/chartex" xmlns:cx1="http://schemas.microsoft.com/office/drawing/2015/9/8/chartex" xmlns:cx2="http://schemas.microsoft.com/office/drawing/2015/10/21/chartex" xmlns:cx3="http://schemas.microsoft.com/office/drawing/2016/5/9/chartex" xmlns:cx4="http://schemas.microsoft.com/office/drawing/2016/5/10/chartex" xmlns:cx5="http://schemas.microsoft.com/office/drawing/2016/5/11/chartex" xmlns:cx6="http://schemas.microsoft.com/office/drawing/2016/5/12/chartex" xmlns:cx7="http://schemas.microsoft.com/office/drawing/2016/5/13/chartex" xmlns:cx8="http://schemas.microsoft.com/office/drawing/2016/5/14/chartex" xmlns:mc="http://schemas.openxmlformats.org/markup-compatibility/2006" xmlns:aink="http://schemas.microsoft.com/office/drawing/2016/ink" xmlns:am3d="http://schemas.microsoft.com/office/drawing/2017/model3d" xmlns:o="urn:schemas-microsoft-com:office:office" xmlns:oel="http://schemas.microsoft.com/office/2019/extlst" xmlns:r="http://schemas.openxmlformats.org/officeDocument/2006/relationships" xmlns:m="http://schemas.openxmlformats.org/officeDocument/2006/math" xmlns:v="urn:schemas-microsoft-com:vml" xmlns:wp14="http://schemas.microsoft.com/office/word/2010/wordprocessingDrawing" xmlns:wp="http://schemas.openxmlformats.org/drawingml/2006/wordprocessingDrawing" xmlns:w10="urn:schemas-microsoft-com:office:word" xmlns:w="http://schemas.openxmlformats.org/wordprocessingml/2006/main" xmlns:w14="http://schemas.microsoft.com/office/word/2010/wordml" xmlns:w15="http://schemas.microsoft.com/office/word/2012/wordml" xmlns:w16cex="http://schemas.microsoft.com/office/word/2018/wordml/cex" xmlns:w16cid="http://schemas.microsoft.com/office/word/2016/wordml/cid" xmlns:w16="http://schemas.microsoft.com/office/word/2018/wordml" xmlns:w16du="http://schemas.microsoft.com/office/word/2023/wordml/word16du" xmlns:w16sdtdh="http://schemas.microsoft.com/office/word/2020/wordml/sdtdatahash" xmlns:w16sdtfl="http://schemas.microsoft.com/office/word/2024/wordml/sdtformatlock" xmlns:w16se="http://schemas.microsoft.com/office/word/2015/wordml/symex" xmlns:wpg="http://schemas.microsoft.com/office/word/2010/wordprocessingGroup" xmlns:wpi="http://schemas.microsoft.com/office/word/2010/wordprocessingInk" xmlns:wne="http://schemas.microsoft.com/office/word/2006/wordml" xmlns:wps="http://schemas.microsoft.com/office/word/2010/wordprocessingShape" mc:Ignorable="w14 w15 w16se w16cid w16 w16cex w16sdtdh w16sdtfl w16du wp14">
   <w:body>
     <w:p>
       <w:pPr>
@@ -258,23 +258,7 @@
           <w:rFonts w:ascii="Arial" w:hAnsi="Arial" w:cs="Arial"/>
           <w:lang w:val="en-IN"/>
         </w:rPr>
-        <w:t xml:space="preserve"> A group of up to four students (pre-assigned on the </w:t>
-      </w:r>
-      <w:proofErr w:type="spellStart"/>
-      <w:r>
-        <w:rPr>
-          <w:rFonts w:ascii="Arial" w:hAnsi="Arial" w:cs="Arial"/>
-          <w:lang w:val="en-IN"/>
-        </w:rPr>
-        <w:t>eLearn</w:t>
-      </w:r>
-      <w:proofErr w:type="spellEnd"/>
-      <w:r>
-        <w:rPr>
-          <w:rFonts w:ascii="Arial" w:hAnsi="Arial" w:cs="Arial"/>
-          <w:lang w:val="en-IN"/>
-        </w:rPr>
-        <w:t xml:space="preserve"> portal) will collaboratively complete the tasks below.</w:t>
+        <w:t xml:space="preserve"> A group of up to four students (pre-assigned on the eLearn portal) will collaboratively complete the tasks below.</w:t>
       </w:r>
     </w:p>
     <w:p>
@@ -286,7 +270,6 @@
           <w:lang w:val="en-IN"/>
         </w:rPr>
       </w:pPr>
-      <w:proofErr w:type="spellStart"/>
       <w:r>
         <w:rPr>
           <w:rFonts w:ascii="Arial" w:hAnsi="Arial" w:cs="Arial"/>
@@ -294,17 +277,7 @@
           <w:bCs/>
           <w:lang w:val="en-IN"/>
         </w:rPr>
-        <w:t>Microservices</w:t>
-      </w:r>
-      <w:proofErr w:type="spellEnd"/>
-      <w:r>
-        <w:rPr>
-          <w:rFonts w:ascii="Arial" w:hAnsi="Arial" w:cs="Arial"/>
-          <w:b/>
-          <w:bCs/>
-          <w:lang w:val="en-IN"/>
-        </w:rPr>
-        <w:t>-Based Application Development</w:t>
+        <w:t>Microservices-Based Application Development</w:t>
       </w:r>
     </w:p>
     <w:p>
@@ -325,50 +298,14 @@
           <w:bCs/>
           <w:lang w:val="en-IN"/>
         </w:rPr>
-        <w:t xml:space="preserve">Build at least four </w:t>
-      </w:r>
-      <w:proofErr w:type="spellStart"/>
-      <w:r>
-        <w:rPr>
-          <w:rFonts w:ascii="Arial" w:hAnsi="Arial" w:cs="Arial"/>
-          <w:b/>
-          <w:bCs/>
-          <w:lang w:val="en-IN"/>
-        </w:rPr>
-        <w:t>microservices</w:t>
-      </w:r>
-      <w:proofErr w:type="spellEnd"/>
-      <w:r>
-        <w:rPr>
-          <w:rFonts w:ascii="Arial" w:hAnsi="Arial" w:cs="Arial"/>
-          <w:b/>
-          <w:bCs/>
-          <w:lang w:val="en-IN"/>
-        </w:rPr>
-        <w:t>.</w:t>
-      </w:r>
-      <w:r>
-        <w:rPr>
-          <w:rFonts w:ascii="Arial" w:hAnsi="Arial" w:cs="Arial"/>
-          <w:lang w:val="en-IN"/>
-        </w:rPr>
-        <w:t xml:space="preserve"> Keep each </w:t>
-      </w:r>
-      <w:proofErr w:type="spellStart"/>
-      <w:r>
-        <w:rPr>
-          <w:rFonts w:ascii="Arial" w:hAnsi="Arial" w:cs="Arial"/>
-          <w:lang w:val="en-IN"/>
-        </w:rPr>
-        <w:t>microservice</w:t>
-      </w:r>
-      <w:proofErr w:type="spellEnd"/>
-      <w:r>
-        <w:rPr>
-          <w:rFonts w:ascii="Arial" w:hAnsi="Arial" w:cs="Arial"/>
-          <w:lang w:val="en-IN"/>
-        </w:rPr>
-        <w:t xml:space="preserve"> in a separate repository to enable independent development, deployment, and testing.</w:t>
+        <w:t>Build at least four microservices.</w:t>
+      </w:r>
+      <w:r>
+        <w:rPr>
+          <w:rFonts w:ascii="Arial" w:hAnsi="Arial" w:cs="Arial"/>
+          <w:lang w:val="en-IN"/>
+        </w:rPr>
+        <w:t xml:space="preserve"> Keep each microservice in a separate repository to enable independent development, deployment, and testing.</w:t>
       </w:r>
     </w:p>
     <w:p>
@@ -471,42 +408,8 @@
           <w:rFonts w:ascii="Arial" w:hAnsi="Arial" w:cs="Arial"/>
           <w:lang w:val="en-IN"/>
         </w:rPr>
-        <w:t xml:space="preserve"> Package each </w:t>
-      </w:r>
-      <w:proofErr w:type="spellStart"/>
-      <w:r>
-        <w:rPr>
-          <w:rFonts w:ascii="Arial" w:hAnsi="Arial" w:cs="Arial"/>
-          <w:lang w:val="en-IN"/>
-        </w:rPr>
-        <w:t>microservice</w:t>
-      </w:r>
-      <w:proofErr w:type="spellEnd"/>
-      <w:r>
-        <w:rPr>
-          <w:rFonts w:ascii="Arial" w:hAnsi="Arial" w:cs="Arial"/>
-          <w:lang w:val="en-IN"/>
-        </w:rPr>
-        <w:t xml:space="preserve"> in its own </w:t>
-      </w:r>
-      <w:proofErr w:type="spellStart"/>
-      <w:r>
-        <w:rPr>
-          <w:rFonts w:ascii="Arial" w:hAnsi="Arial" w:cs="Arial"/>
-          <w:lang w:val="en-IN"/>
-        </w:rPr>
-        <w:t>Docker</w:t>
-      </w:r>
-      <w:proofErr w:type="spellEnd"/>
-      <w:r>
-        <w:rPr>
-          <w:rFonts w:ascii="Arial" w:hAnsi="Arial" w:cs="Arial"/>
-          <w:lang w:val="en-IN"/>
-        </w:rPr>
-        <w:t xml:space="preserve"> container.</w:t>
-      </w:r>
-      <w:bookmarkStart w:id="0" w:name="_GoBack"/>
-      <w:bookmarkEnd w:id="0"/>
+        <w:t xml:space="preserve"> Package each microservice in its own Docker container.</w:t>
+      </w:r>
     </w:p>
     <w:p>
       <w:pPr>
@@ -608,17 +511,8 @@
           <w:rFonts w:ascii="Arial" w:hAnsi="Arial" w:cs="Arial"/>
           <w:lang w:val="en-IN"/>
         </w:rPr>
-        <w:t> named as</w:t>
-      </w:r>
-      <w:proofErr w:type="gramStart"/>
-      <w:r>
-        <w:rPr>
-          <w:rFonts w:ascii="Arial" w:hAnsi="Arial" w:cs="Arial"/>
-          <w:lang w:val="en-IN"/>
-        </w:rPr>
-        <w:t>:</w:t>
-      </w:r>
-      <w:proofErr w:type="gramEnd"/>
+        <w:t> named as:</w:t>
+      </w:r>
       <w:r>
         <w:rPr>
           <w:rFonts w:ascii="Arial" w:hAnsi="Arial" w:cs="Arial"/>
@@ -807,31 +701,13 @@
           <w:lang w:val="en-IN"/>
         </w:rPr>
       </w:pPr>
-      <w:proofErr w:type="spellStart"/>
-      <w:r>
-        <w:rPr>
-          <w:rFonts w:ascii="Arial" w:hAnsi="Arial" w:cs="Arial"/>
-          <w:lang w:val="en-IN"/>
-        </w:rPr>
-        <w:t>GitHub</w:t>
-      </w:r>
-      <w:proofErr w:type="spellEnd"/>
-      <w:r>
-        <w:rPr>
-          <w:rFonts w:ascii="Arial" w:hAnsi="Arial" w:cs="Arial"/>
-          <w:lang w:val="en-IN"/>
-        </w:rPr>
-        <w:t xml:space="preserve"> repository links for all </w:t>
-      </w:r>
-      <w:proofErr w:type="spellStart"/>
-      <w:r>
-        <w:rPr>
-          <w:rFonts w:ascii="Arial" w:hAnsi="Arial" w:cs="Arial"/>
-          <w:lang w:val="en-IN"/>
-        </w:rPr>
-        <w:t>microservices</w:t>
-      </w:r>
-      <w:proofErr w:type="spellEnd"/>
+      <w:r>
+        <w:rPr>
+          <w:rFonts w:ascii="Arial" w:hAnsi="Arial" w:cs="Arial"/>
+          <w:lang w:val="en-IN"/>
+        </w:rPr>
+        <w:t>GitHub repository links for all microservices</w:t>
+      </w:r>
     </w:p>
     <w:p>
       <w:pPr>
@@ -930,27 +806,7 @@
           <w:bCs/>
           <w:lang w:val="en-IN"/>
         </w:rPr>
-        <w:t xml:space="preserve">demonstrates the deployed </w:t>
-      </w:r>
-      <w:proofErr w:type="spellStart"/>
-      <w:r>
-        <w:rPr>
-          <w:rFonts w:ascii="Arial" w:hAnsi="Arial" w:cs="Arial"/>
-          <w:b/>
-          <w:bCs/>
-          <w:lang w:val="en-IN"/>
-        </w:rPr>
-        <w:t>microservices</w:t>
-      </w:r>
-      <w:proofErr w:type="spellEnd"/>
-      <w:r>
-        <w:rPr>
-          <w:rFonts w:ascii="Arial" w:hAnsi="Arial" w:cs="Arial"/>
-          <w:b/>
-          <w:bCs/>
-          <w:lang w:val="en-IN"/>
-        </w:rPr>
-        <w:t xml:space="preserve"> application</w:t>
+        <w:t>demonstrates the deployed microservices application</w:t>
       </w:r>
       <w:r>
         <w:rPr>
@@ -1067,23 +923,7 @@
           <w:rFonts w:ascii="Arial" w:hAnsi="Arial" w:cs="Arial"/>
           <w:lang w:val="en-IN"/>
         </w:rPr>
-        <w:t>How the services are deployed (</w:t>
-      </w:r>
-      <w:proofErr w:type="spellStart"/>
-      <w:r>
-        <w:rPr>
-          <w:rFonts w:ascii="Arial" w:hAnsi="Arial" w:cs="Arial"/>
-          <w:lang w:val="en-IN"/>
-        </w:rPr>
-        <w:t>Docker</w:t>
-      </w:r>
-      <w:proofErr w:type="spellEnd"/>
-      <w:r>
-        <w:rPr>
-          <w:rFonts w:ascii="Arial" w:hAnsi="Arial" w:cs="Arial"/>
-          <w:lang w:val="en-IN"/>
-        </w:rPr>
-        <w:t xml:space="preserve"> &amp; </w:t>
+        <w:t xml:space="preserve">How the services are deployed (Docker &amp; </w:t>
       </w:r>
       <w:proofErr w:type="spellStart"/>
       <w:r>
@@ -1159,19 +999,8 @@
           <w:bCs/>
           <w:lang w:val="en-IN"/>
         </w:rPr>
-        <w:t>Upload &amp; Share</w:t>
-      </w:r>
-      <w:proofErr w:type="gramStart"/>
-      <w:r>
-        <w:rPr>
-          <w:rFonts w:ascii="Arial" w:hAnsi="Arial" w:cs="Arial"/>
-          <w:b/>
-          <w:bCs/>
-          <w:lang w:val="en-IN"/>
-        </w:rPr>
-        <w:t>:</w:t>
-      </w:r>
-      <w:proofErr w:type="gramEnd"/>
+        <w:t>Upload &amp; Share:</w:t>
+      </w:r>
       <w:r>
         <w:rPr>
           <w:rFonts w:ascii="Arial" w:hAnsi="Arial" w:cs="Arial"/>
@@ -1372,8 +1201,8 @@
 </file>
 
 <file path=word/numbering.xml><?xml version="1.0" encoding="utf-8"?>
-<w:numbering xmlns:wpc="http://schemas.microsoft.com/office/word/2010/wordprocessingCanvas" xmlns:mc="http://schemas.openxmlformats.org/markup-compatibility/2006" xmlns:o="urn:schemas-microsoft-com:office:office" xmlns:r="http://schemas.openxmlformats.org/officeDocument/2006/relationships" xmlns:m="http://schemas.openxmlformats.org/officeDocument/2006/math" xmlns:v="urn:schemas-microsoft-com:vml" xmlns:wp14="http://schemas.microsoft.com/office/word/2010/wordprocessingDrawing" xmlns:wp="http://schemas.openxmlformats.org/drawingml/2006/wordprocessingDrawing" xmlns:w10="urn:schemas-microsoft-com:office:word" xmlns:w="http://schemas.openxmlformats.org/wordprocessingml/2006/main" xmlns:w14="http://schemas.microsoft.com/office/word/2010/wordml" xmlns:w15="http://schemas.microsoft.com/office/word/2012/wordml" xmlns:wpg="http://schemas.microsoft.com/office/word/2010/wordprocessingGroup" xmlns:wpi="http://schemas.microsoft.com/office/word/2010/wordprocessingInk" xmlns:wne="http://schemas.microsoft.com/office/word/2006/wordml" xmlns:wps="http://schemas.microsoft.com/office/word/2010/wordprocessingShape" mc:Ignorable="w14 w15 wp14">
-  <w:abstractNum w:abstractNumId="0">
+<w:numbering xmlns:wpc="http://schemas.microsoft.com/office/word/2010/wordprocessingCanvas" xmlns:cx="http://schemas.microsoft.com/office/drawing/2014/chartex" xmlns:cx1="http://schemas.microsoft.com/office/drawing/2015/9/8/chartex" xmlns:cx2="http://schemas.microsoft.com/office/drawing/2015/10/21/chartex" xmlns:cx3="http://schemas.microsoft.com/office/drawing/2016/5/9/chartex" xmlns:cx4="http://schemas.microsoft.com/office/drawing/2016/5/10/chartex" xmlns:cx5="http://schemas.microsoft.com/office/drawing/2016/5/11/chartex" xmlns:cx6="http://schemas.microsoft.com/office/drawing/2016/5/12/chartex" xmlns:cx7="http://schemas.microsoft.com/office/drawing/2016/5/13/chartex" xmlns:cx8="http://schemas.microsoft.com/office/drawing/2016/5/14/chartex" xmlns:mc="http://schemas.openxmlformats.org/markup-compatibility/2006" xmlns:aink="http://schemas.microsoft.com/office/drawing/2016/ink" xmlns:am3d="http://schemas.microsoft.com/office/drawing/2017/model3d" xmlns:o="urn:schemas-microsoft-com:office:office" xmlns:oel="http://schemas.microsoft.com/office/2019/extlst" xmlns:r="http://schemas.openxmlformats.org/officeDocument/2006/relationships" xmlns:m="http://schemas.openxmlformats.org/officeDocument/2006/math" xmlns:v="urn:schemas-microsoft-com:vml" xmlns:wp14="http://schemas.microsoft.com/office/word/2010/wordprocessingDrawing" xmlns:wp="http://schemas.openxmlformats.org/drawingml/2006/wordprocessingDrawing" xmlns:w10="urn:schemas-microsoft-com:office:word" xmlns:w="http://schemas.openxmlformats.org/wordprocessingml/2006/main" xmlns:w14="http://schemas.microsoft.com/office/word/2010/wordml" xmlns:w15="http://schemas.microsoft.com/office/word/2012/wordml" xmlns:w16cex="http://schemas.microsoft.com/office/word/2018/wordml/cex" xmlns:w16cid="http://schemas.microsoft.com/office/word/2016/wordml/cid" xmlns:w16="http://schemas.microsoft.com/office/word/2018/wordml" xmlns:w16du="http://schemas.microsoft.com/office/word/2023/wordml/word16du" xmlns:w16sdtdh="http://schemas.microsoft.com/office/word/2020/wordml/sdtdatahash" xmlns:w16sdtfl="http://schemas.microsoft.com/office/word/2024/wordml/sdtformatlock" xmlns:w16se="http://schemas.microsoft.com/office/word/2015/wordml/symex" xmlns:wpg="http://schemas.microsoft.com/office/word/2010/wordprocessingGroup" xmlns:wpi="http://schemas.microsoft.com/office/word/2010/wordprocessingInk" xmlns:wne="http://schemas.microsoft.com/office/word/2006/wordml" xmlns:wps="http://schemas.microsoft.com/office/word/2010/wordprocessingShape" mc:Ignorable="w14 w15 w16se w16cid w16 w16cex w16sdtdh w16sdtfl w16du wp14">
+  <w:abstractNum w:abstractNumId="0" w15:restartNumberingAfterBreak="0">
     <w:nsid w:val="102C2004"/>
     <w:multiLevelType w:val="multilevel"/>
     <w:tmpl w:val="FD568358"/>
@@ -1522,7 +1351,7 @@
       </w:rPr>
     </w:lvl>
   </w:abstractNum>
-  <w:abstractNum w:abstractNumId="1">
+  <w:abstractNum w:abstractNumId="1" w15:restartNumberingAfterBreak="0">
     <w:nsid w:val="327D266F"/>
     <w:multiLevelType w:val="multilevel"/>
     <w:tmpl w:val="3084BB5C"/>
@@ -1671,7 +1500,7 @@
       </w:rPr>
     </w:lvl>
   </w:abstractNum>
-  <w:abstractNum w:abstractNumId="2">
+  <w:abstractNum w:abstractNumId="2" w15:restartNumberingAfterBreak="0">
     <w:nsid w:val="32C977C0"/>
     <w:multiLevelType w:val="multilevel"/>
     <w:tmpl w:val="A83EC346"/>
@@ -1784,7 +1613,7 @@
       </w:pPr>
     </w:lvl>
   </w:abstractNum>
-  <w:abstractNum w:abstractNumId="3">
+  <w:abstractNum w:abstractNumId="3" w15:restartNumberingAfterBreak="0">
     <w:nsid w:val="33E80293"/>
     <w:multiLevelType w:val="multilevel"/>
     <w:tmpl w:val="CECCEEB2"/>
@@ -1933,7 +1762,7 @@
       </w:rPr>
     </w:lvl>
   </w:abstractNum>
-  <w:abstractNum w:abstractNumId="4">
+  <w:abstractNum w:abstractNumId="4" w15:restartNumberingAfterBreak="0">
     <w:nsid w:val="67C11631"/>
     <w:multiLevelType w:val="multilevel"/>
     <w:tmpl w:val="345AE554"/>
@@ -2046,7 +1875,7 @@
       </w:pPr>
     </w:lvl>
   </w:abstractNum>
-  <w:abstractNum w:abstractNumId="5">
+  <w:abstractNum w:abstractNumId="5" w15:restartNumberingAfterBreak="0">
     <w:nsid w:val="6C9B4F77"/>
     <w:multiLevelType w:val="multilevel"/>
     <w:tmpl w:val="C18C90E0"/>
@@ -2195,7 +2024,7 @@
       </w:rPr>
     </w:lvl>
   </w:abstractNum>
-  <w:abstractNum w:abstractNumId="6">
+  <w:abstractNum w:abstractNumId="6" w15:restartNumberingAfterBreak="0">
     <w:nsid w:val="7A35215A"/>
     <w:multiLevelType w:val="multilevel"/>
     <w:tmpl w:val="84205C92"/>
@@ -2344,32 +2173,32 @@
       </w:rPr>
     </w:lvl>
   </w:abstractNum>
-  <w:num w:numId="1">
+  <w:num w:numId="1" w16cid:durableId="487868558">
     <w:abstractNumId w:val="4"/>
   </w:num>
-  <w:num w:numId="2">
+  <w:num w:numId="2" w16cid:durableId="1721636656">
     <w:abstractNumId w:val="2"/>
   </w:num>
-  <w:num w:numId="3">
+  <w:num w:numId="3" w16cid:durableId="42677864">
     <w:abstractNumId w:val="6"/>
   </w:num>
-  <w:num w:numId="4">
+  <w:num w:numId="4" w16cid:durableId="25722118">
     <w:abstractNumId w:val="0"/>
   </w:num>
-  <w:num w:numId="5">
+  <w:num w:numId="5" w16cid:durableId="2031837939">
     <w:abstractNumId w:val="1"/>
   </w:num>
-  <w:num w:numId="6">
+  <w:num w:numId="6" w16cid:durableId="976296296">
     <w:abstractNumId w:val="5"/>
   </w:num>
-  <w:num w:numId="7">
+  <w:num w:numId="7" w16cid:durableId="175001546">
     <w:abstractNumId w:val="3"/>
   </w:num>
 </w:numbering>
 </file>
 
 <file path=word/styles.xml><?xml version="1.0" encoding="utf-8"?>
-<w:styles xmlns:mc="http://schemas.openxmlformats.org/markup-compatibility/2006" xmlns:r="http://schemas.openxmlformats.org/officeDocument/2006/relationships" xmlns:w="http://schemas.openxmlformats.org/wordprocessingml/2006/main" xmlns:w14="http://schemas.microsoft.com/office/word/2010/wordml" xmlns:w15="http://schemas.microsoft.com/office/word/2012/wordml" mc:Ignorable="w14 w15">
+<w:styles xmlns:mc="http://schemas.openxmlformats.org/markup-compatibility/2006" xmlns:r="http://schemas.openxmlformats.org/officeDocument/2006/relationships" xmlns:w="http://schemas.openxmlformats.org/wordprocessingml/2006/main" xmlns:w14="http://schemas.microsoft.com/office/word/2010/wordml" xmlns:w15="http://schemas.microsoft.com/office/word/2012/wordml" xmlns:w16cex="http://schemas.microsoft.com/office/word/2018/wordml/cex" xmlns:w16cid="http://schemas.microsoft.com/office/word/2016/wordml/cid" xmlns:w16="http://schemas.microsoft.com/office/word/2018/wordml" xmlns:w16du="http://schemas.microsoft.com/office/word/2023/wordml/word16du" xmlns:w16sdtdh="http://schemas.microsoft.com/office/word/2020/wordml/sdtdatahash" xmlns:w16sdtfl="http://schemas.microsoft.com/office/word/2024/wordml/sdtformatlock" xmlns:w16se="http://schemas.microsoft.com/office/word/2015/wordml/symex" mc:Ignorable="w14 w15 w16se w16cid w16 w16cex w16sdtdh w16sdtfl w16du">
   <w:docDefaults>
     <w:rPrDefault>
       <w:rPr>
@@ -2387,7 +2216,7 @@
       </w:pPr>
     </w:pPrDefault>
   </w:docDefaults>
-  <w:latentStyles w:defLockedState="0" w:defUIPriority="99" w:defSemiHidden="0" w:defUnhideWhenUsed="0" w:defQFormat="0" w:count="371">
+  <w:latentStyles w:defLockedState="0" w:defUIPriority="99" w:defSemiHidden="0" w:defUnhideWhenUsed="0" w:defQFormat="0" w:count="376">
     <w:lsdException w:name="Normal" w:uiPriority="0" w:qFormat="1"/>
     <w:lsdException w:name="heading 1" w:uiPriority="9" w:qFormat="1"/>
     <w:lsdException w:name="heading 2" w:semiHidden="1" w:uiPriority="9" w:unhideWhenUsed="1" w:qFormat="1"/>
@@ -2759,6 +2588,11 @@
     <w:lsdException w:name="List Table 5 Dark Accent 6" w:uiPriority="50"/>
     <w:lsdException w:name="List Table 6 Colorful Accent 6" w:uiPriority="51"/>
     <w:lsdException w:name="List Table 7 Colorful Accent 6" w:uiPriority="52"/>
+    <w:lsdException w:name="Mention" w:semiHidden="1" w:unhideWhenUsed="1"/>
+    <w:lsdException w:name="Smart Hyperlink" w:semiHidden="1" w:unhideWhenUsed="1"/>
+    <w:lsdException w:name="Hashtag" w:semiHidden="1" w:unhideWhenUsed="1"/>
+    <w:lsdException w:name="Unresolved Mention" w:semiHidden="1" w:unhideWhenUsed="1"/>
+    <w:lsdException w:name="Smart Link" w:semiHidden="1" w:unhideWhenUsed="1"/>
   </w:latentStyles>
   <w:style w:type="paragraph" w:default="1" w:styleId="Normal">
     <w:name w:val="Normal"/>
